--- a/src/content/bios/Nakajima-H 2019.docx
+++ b/src/content/bios/Nakajima-H 2019.docx
@@ -1,6 +1,6 @@
 
 <file path=word/document.xml><?xml version="1.0" encoding="utf-8"?>
-<w:document xmlns:wpc="http://schemas.microsoft.com/office/word/2010/wordprocessingCanvas" xmlns:cx="http://schemas.microsoft.com/office/drawing/2014/chartex" xmlns:cx1="http://schemas.microsoft.com/office/drawing/2015/9/8/chartex" xmlns:cx2="http://schemas.microsoft.com/office/drawing/2015/10/21/chartex" xmlns:cx3="http://schemas.microsoft.com/office/drawing/2016/5/9/chartex" xmlns:cx4="http://schemas.microsoft.com/office/drawing/2016/5/10/chartex" xmlns:cx5="http://schemas.microsoft.com/office/drawing/2016/5/11/chartex" xmlns:cx6="http://schemas.microsoft.com/office/drawing/2016/5/12/chartex" xmlns:cx7="http://schemas.microsoft.com/office/drawing/2016/5/13/chartex" xmlns:cx8="http://schemas.microsoft.com/office/drawing/2016/5/14/chartex" xmlns:mc="http://schemas.openxmlformats.org/markup-compatibility/2006" xmlns:aink="http://schemas.microsoft.com/office/drawing/2016/ink" xmlns:am3d="http://schemas.microsoft.com/office/drawing/2017/model3d" xmlns:o="urn:schemas-microsoft-com:office:office" xmlns:oel="http://schemas.microsoft.com/office/2019/extlst" xmlns:r="http://schemas.openxmlformats.org/officeDocument/2006/relationships" xmlns:m="http://schemas.openxmlformats.org/officeDocument/2006/math" xmlns:v="urn:schemas-microsoft-com:vml" xmlns:wp14="http://schemas.microsoft.com/office/word/2010/wordprocessingDrawing" xmlns:wp="http://schemas.openxmlformats.org/drawingml/2006/wordprocessingDrawing" xmlns:w10="urn:schemas-microsoft-com:office:word" xmlns:w="http://schemas.openxmlformats.org/wordprocessingml/2006/main" xmlns:w14="http://schemas.microsoft.com/office/word/2010/wordml" xmlns:w15="http://schemas.microsoft.com/office/word/2012/wordml" xmlns:w16cex="http://schemas.microsoft.com/office/word/2018/wordml/cex" xmlns:w16cid="http://schemas.microsoft.com/office/word/2016/wordml/cid" xmlns:w16="http://schemas.microsoft.com/office/word/2018/wordml" xmlns:w16du="http://schemas.microsoft.com/office/word/2023/wordml/word16du" xmlns:w16sdtdh="http://schemas.microsoft.com/office/word/2020/wordml/sdtdatahash" xmlns:w16sdtfl="http://schemas.microsoft.com/office/word/2024/wordml/sdtformatlock" xmlns:w16se="http://schemas.microsoft.com/office/word/2015/wordml/symex" xmlns:wpg="http://schemas.microsoft.com/office/word/2010/wordprocessingGroup" xmlns:wpi="http://schemas.microsoft.com/office/word/2010/wordprocessingInk" xmlns:wne="http://schemas.microsoft.com/office/word/2006/wordml" xmlns:wps="http://schemas.microsoft.com/office/word/2010/wordprocessingShape" mc:Ignorable="w14 w15 w16se w16cid w16 w16cex w16sdtdh w16sdtfl w16du wp14">
+<w:document xmlns:wpc="http://schemas.microsoft.com/office/word/2010/wordprocessingCanvas" xmlns:cx="http://schemas.microsoft.com/office/drawing/2014/chartex" xmlns:cx1="http://schemas.microsoft.com/office/drawing/2015/9/8/chartex" xmlns:cx2="http://schemas.microsoft.com/office/drawing/2015/10/21/chartex" xmlns:cx3="http://schemas.microsoft.com/office/drawing/2016/5/9/chartex" xmlns:cx4="http://schemas.microsoft.com/office/drawing/2016/5/10/chartex" xmlns:cx5="http://schemas.microsoft.com/office/drawing/2016/5/11/chartex" xmlns:cx6="http://schemas.microsoft.com/office/drawing/2016/5/12/chartex" xmlns:cx7="http://schemas.microsoft.com/office/drawing/2016/5/13/chartex" xmlns:cx8="http://schemas.microsoft.com/office/drawing/2016/5/14/chartex" xmlns:mc="http://schemas.openxmlformats.org/markup-compatibility/2006" xmlns:m="http://schemas.openxmlformats.org/officeDocument/2006/math" xmlns:aink="http://schemas.microsoft.com/office/drawing/2016/ink" xmlns:am3d="http://schemas.microsoft.com/office/drawing/2017/model3d" xmlns:oel="http://schemas.microsoft.com/office/2019/extlst" xmlns:r="http://schemas.openxmlformats.org/officeDocument/2006/relationships" xmlns:wp14="http://schemas.microsoft.com/office/word/2010/wordprocessingDrawing" xmlns:wp="http://schemas.openxmlformats.org/drawingml/2006/wordprocessingDrawing" xmlns:wpg="http://schemas.microsoft.com/office/word/2010/wordprocessingGroup" xmlns:wpi="http://schemas.microsoft.com/office/word/2010/wordprocessingInk" xmlns:wps="http://schemas.microsoft.com/office/word/2010/wordprocessingShape" xmlns:o="urn:schemas-microsoft-com:office:office" xmlns:v="urn:schemas-microsoft-com:vml" xmlns:w10="urn:schemas-microsoft-com:office:word" xmlns:w="http://schemas.openxmlformats.org/wordprocessingml/2006/main" xmlns:w14="http://schemas.microsoft.com/office/word/2010/wordml" xmlns:w15="http://schemas.microsoft.com/office/word/2012/wordml" xmlns:w16cei="http://schemas.microsoft.com/office/word/2026/wordml/cei" xmlns:w16cex="http://schemas.microsoft.com/office/word/2018/wordml/cex" xmlns:w16cid="http://schemas.microsoft.com/office/word/2016/wordml/cid" xmlns:w16="http://schemas.microsoft.com/office/word/2018/wordml" xmlns:w16sdtdh="http://schemas.microsoft.com/office/word/2020/wordml/sdtdatahash" xmlns:w16sdtfl="http://schemas.microsoft.com/office/word/2024/wordml/sdtformatlock" xmlns:w16se="http://schemas.microsoft.com/office/word/2015/wordml/symex" xmlns:w16du="http://schemas.microsoft.com/office/word/2023/wordml/word16du" xmlns:wne="http://schemas.microsoft.com/office/word/2006/wordml" mc:Ignorable="w14 w15 w16se w16cid w16 w16cex w16sdtdh w16sdtfl w16du wp14">
   <w:body>
     <w:p>
       <w:pPr>
@@ -171,33 +171,23 @@
         </w:rPr>
       </w:pPr>
       <w:r>
-        <w:rPr>
-          <w:lang w:val="en-GB"/>
-        </w:rPr>
         <w:fldChar w:fldCharType="begin"/>
       </w:r>
       <w:r>
-        <w:rPr>
-          <w:lang w:val="en-GB"/>
-        </w:rPr>
-        <w:instrText xml:space="preserve"> INCLUDEPICTURE "/var/folders/9v/225tk7zx5sb9c4sf0kklp89h0000gn/T/com.microsoft.Word/WebArchiveCopyPasteTempFiles/who60_feature_1988nakajima_19.jpg" \* MERGEFORMATINET </w:instrText>
-      </w:r>
-      <w:r>
-        <w:rPr>
-          <w:lang w:val="en-GB"/>
-        </w:rPr>
+        <w:instrText xml:space="preserve"> INCLUDEPICTURE "/Users/bobreinalda/Library/Group Containers/UBF8T346G9.ms/WebArchiveCopyPasteTempFiles/com.microsoft.Word/1638_g.jpg" \* MERGEFORMATINET </w:instrText>
+      </w:r>
+      <w:r>
         <w:fldChar w:fldCharType="separate"/>
       </w:r>
       <w:r>
         <w:rPr>
           <w:noProof/>
-          <w:lang w:val="en-GB"/>
         </w:rPr>
         <w:drawing>
-          <wp:inline distT="0" distB="0" distL="0" distR="0" wp14:anchorId="352F256E" wp14:editId="6CBBAA06">
-            <wp:extent cx="2216150" cy="2687178"/>
-            <wp:effectExtent l="0" t="0" r="0" b="5715"/>
-            <wp:docPr id="4" name="Afbeelding 4" descr="Dr. Hiroshi Nakajima, cuarto Director General de la OMS"/>
+          <wp:inline distT="0" distB="0" distL="0" distR="0" wp14:anchorId="36B83DED" wp14:editId="042781E6">
+            <wp:extent cx="2114550" cy="3171825"/>
+            <wp:effectExtent l="0" t="0" r="6350" b="3175"/>
+            <wp:docPr id="1814479502" name="Afbeelding 1"/>
             <wp:cNvGraphicFramePr>
               <a:graphicFrameLocks xmlns:a="http://schemas.openxmlformats.org/drawingml/2006/main" noChangeAspect="1"/>
             </wp:cNvGraphicFramePr>
@@ -205,12 +195,12 @@
               <a:graphicData uri="http://schemas.openxmlformats.org/drawingml/2006/picture">
                 <pic:pic xmlns:pic="http://schemas.openxmlformats.org/drawingml/2006/picture">
                   <pic:nvPicPr>
-                    <pic:cNvPr id="0" name="Picture 9" descr="Dr. Hiroshi Nakajima, cuarto Director General de la OMS"/>
+                    <pic:cNvPr id="0" name="Picture 1"/>
                     <pic:cNvPicPr>
                       <a:picLocks noChangeAspect="1" noChangeArrowheads="1"/>
                     </pic:cNvPicPr>
                   </pic:nvPicPr>
-                  <pic:blipFill rotWithShape="1">
+                  <pic:blipFill>
                     <a:blip r:embed="rId6">
                       <a:extLst>
                         <a:ext uri="{28A0092B-C50C-407E-A947-70E740481C1C}">
@@ -218,13 +208,15 @@
                         </a:ext>
                       </a:extLst>
                     </a:blip>
-                    <a:srcRect l="-1" t="5767" r="4525" b="17055"/>
-                    <a:stretch/>
+                    <a:srcRect/>
+                    <a:stretch>
+                      <a:fillRect/>
+                    </a:stretch>
                   </pic:blipFill>
                   <pic:spPr bwMode="auto">
                     <a:xfrm>
                       <a:off x="0" y="0"/>
-                      <a:ext cx="2229049" cy="2702819"/>
+                      <a:ext cx="2151665" cy="3227498"/>
                     </a:xfrm>
                     <a:prstGeom prst="rect">
                       <a:avLst/>
@@ -233,11 +225,6 @@
                     <a:ln>
                       <a:noFill/>
                     </a:ln>
-                    <a:extLst>
-                      <a:ext uri="{53640926-AAD7-44D8-BBD7-CCE9431645EC}">
-                        <a14:shadowObscured xmlns:a14="http://schemas.microsoft.com/office/drawing/2010/main"/>
-                      </a:ext>
-                    </a:extLst>
                   </pic:spPr>
                 </pic:pic>
               </a:graphicData>
@@ -246,9 +233,6 @@
         </w:drawing>
       </w:r>
       <w:r>
-        <w:rPr>
-          <w:lang w:val="en-GB"/>
-        </w:rPr>
         <w:fldChar w:fldCharType="end"/>
       </w:r>
     </w:p>
@@ -270,23 +254,29 @@
         </w:rPr>
         <w:t xml:space="preserve">Source: </w:t>
       </w:r>
-      <w:hyperlink r:id="rId7" w:history="1">
-        <w:r>
-          <w:rPr>
-            <w:rStyle w:val="Hyperlink"/>
-            <w:u w:val="none"/>
-            <w:lang w:val="en-GB"/>
-          </w:rPr>
-          <w:t>www.who.int/features/history/1980_1999/es/index1.html</w:t>
-        </w:r>
-      </w:hyperlink>
-      <w:r>
-        <w:rPr>
-          <w:rStyle w:val="apple-converted-space"/>
-          <w:color w:val="000000"/>
-          <w:lang w:val="en-GB"/>
-        </w:rPr>
-        <w:t> </w:t>
+      <w:r>
+        <w:rPr>
+          <w:lang w:val="en-GB"/>
+        </w:rPr>
+        <w:t xml:space="preserve">Nakajima, </w:t>
+      </w:r>
+      <w:r>
+        <w:rPr>
+          <w:lang w:val="en-GB"/>
+        </w:rPr>
+        <w:t xml:space="preserve">14 August </w:t>
+      </w:r>
+      <w:r>
+        <w:rPr>
+          <w:lang w:val="en-GB"/>
+        </w:rPr>
+        <w:t xml:space="preserve">1995, </w:t>
+      </w:r>
+      <w:r>
+        <w:rPr>
+          <w:lang w:val="en-GB"/>
+        </w:rPr>
+        <w:t>Rimini, Italy</w:t>
       </w:r>
     </w:p>
     <w:p>
@@ -685,6 +675,7 @@
           <w:color w:val="000000"/>
           <w:lang w:val="en-GB"/>
         </w:rPr>
+        <w:lastRenderedPageBreak/>
         <w:t xml:space="preserve">In 1974 </w:t>
       </w:r>
       <w:r>
@@ -797,15 +788,7 @@
           <w:color w:val="000000"/>
           <w:lang w:val="en-GB"/>
         </w:rPr>
-        <w:t xml:space="preserve"> </w:t>
-      </w:r>
-      <w:r>
-        <w:rPr>
-          <w:color w:val="000000"/>
-          <w:lang w:val="en-GB"/>
-        </w:rPr>
-        <w:lastRenderedPageBreak/>
-        <w:t>Division’s programme in 1976, Nakajima was appointed Chief Medical Officer of the Unit of Drug Policies and Management. He developed</w:t>
+        <w:t xml:space="preserve"> Division’s programme in 1976, Nakajima was appointed Chief Medical Officer of the Unit of Drug Policies and Management. He developed</w:t>
       </w:r>
       <w:r>
         <w:rPr>
@@ -1946,7 +1929,15 @@
           <w:color w:val="000000"/>
           <w:lang w:val="en-GB"/>
         </w:rPr>
-        <w:t xml:space="preserve"> and finances. Nakajima believed that GPA activities, like those of other WHO programmes, should pass through the WHO regional offices that would</w:t>
+        <w:t xml:space="preserve"> and finances. Nakajima believed that GPA activities, like those of other WHO programmes, should pass </w:t>
+      </w:r>
+      <w:r>
+        <w:rPr>
+          <w:color w:val="000000"/>
+          <w:lang w:val="en-GB"/>
+        </w:rPr>
+        <w:lastRenderedPageBreak/>
+        <w:t>through the WHO regional offices that would</w:t>
       </w:r>
       <w:r>
         <w:rPr>
@@ -1975,15 +1966,7 @@
           <w:color w:val="000000"/>
           <w:lang w:val="en-GB"/>
         </w:rPr>
-        <w:t xml:space="preserve">Regional Director for ten years, he preferred to bring the GPA within the direct control of the regional offices. His policy led to the establishment of a General </w:t>
-      </w:r>
-      <w:r>
-        <w:rPr>
-          <w:color w:val="000000"/>
-          <w:lang w:val="en-GB"/>
-        </w:rPr>
-        <w:lastRenderedPageBreak/>
-        <w:t xml:space="preserve">Management Committee to supervise the GPA. Nakajima and Mann also disagreed about the best method to </w:t>
+        <w:t xml:space="preserve">Regional Director for ten years, he preferred to bring the GPA within the direct control of the regional offices. His policy led to the establishment of a General Management Committee to supervise the GPA. Nakajima and Mann also disagreed about the best method to </w:t>
       </w:r>
       <w:r>
         <w:rPr>
@@ -2902,7 +2885,15 @@
           <w:color w:val="000000"/>
           <w:lang w:val="en-GB"/>
         </w:rPr>
-        <w:t xml:space="preserve"> the disease by 2000. In 1990 the goal of polio eradication was agreed upon and pursued by the WHO, the UN Children’s Fund and partner organizations such as the CDC at the World Summit for Children, </w:t>
+        <w:t xml:space="preserve"> the disease by 2000. In 1990 the goal of polio eradication was agreed upon and pursued by the WHO, the UN Children’s Fund and partner organizations such as the CDC at </w:t>
+      </w:r>
+      <w:r>
+        <w:rPr>
+          <w:color w:val="000000"/>
+          <w:lang w:val="en-GB"/>
+        </w:rPr>
+        <w:lastRenderedPageBreak/>
+        <w:t xml:space="preserve">the World Summit for Children, </w:t>
       </w:r>
       <w:proofErr w:type="gramStart"/>
       <w:r>
@@ -2918,15 +2909,7 @@
           <w:color w:val="000000"/>
           <w:lang w:val="en-GB"/>
         </w:rPr>
-        <w:t xml:space="preserve"> differences among their approaches. Owing to those efforts, the Americas were confirmed to be polio free in 1994, followed by the Western Pacific Region in 1997 and the European Region in 2002. Nakajima’s initiative laid the foundation for </w:t>
-      </w:r>
-      <w:r>
-        <w:rPr>
-          <w:color w:val="000000"/>
-          <w:lang w:val="en-GB"/>
-        </w:rPr>
-        <w:lastRenderedPageBreak/>
-        <w:t xml:space="preserve">a polio-free world, although the goal of worldwide eradication was not fully achieved </w:t>
+        <w:t xml:space="preserve"> differences among their approaches. Owing to those efforts, the Americas were confirmed to be polio free in 1994, followed by the Western Pacific Region in 1997 and the European Region in 2002. Nakajima’s initiative laid the foundation for a polio-free world, although the goal of worldwide eradication was not fully achieved </w:t>
       </w:r>
       <w:r>
         <w:rPr>
@@ -4031,7 +4014,15 @@
           <w:color w:val="000000"/>
           <w:lang w:val="en-GB"/>
         </w:rPr>
-        <w:t xml:space="preserve">. The World Bank became a strong competitor, as it assumed a greater role in global health and the influence of private actors </w:t>
+        <w:t xml:space="preserve">. The World Bank became a strong competitor, as it assumed a greater role in global health and the influence of private </w:t>
+      </w:r>
+      <w:r>
+        <w:rPr>
+          <w:color w:val="000000"/>
+          <w:lang w:val="en-GB"/>
+        </w:rPr>
+        <w:lastRenderedPageBreak/>
+        <w:t xml:space="preserve">actors </w:t>
       </w:r>
       <w:r>
         <w:rPr>
@@ -4119,15 +4110,7 @@
           <w:color w:val="000000"/>
           <w:lang w:val="en-GB"/>
         </w:rPr>
-        <w:t xml:space="preserve"> poor leadership. In 1995 Nakajima offended African staff </w:t>
-      </w:r>
-      <w:r>
-        <w:rPr>
-          <w:color w:val="000000"/>
-          <w:lang w:val="en-GB"/>
-        </w:rPr>
-        <w:lastRenderedPageBreak/>
-        <w:t xml:space="preserve">members </w:t>
+        <w:t xml:space="preserve"> poor leadership. In 1995 Nakajima offended African staff members </w:t>
       </w:r>
       <w:r>
         <w:rPr>
@@ -5350,7 +5333,15 @@
           <w:color w:val="000000"/>
           <w:lang w:val="en-GB"/>
         </w:rPr>
-        <w:t xml:space="preserve"> to the Executive Board and the World Health Assembly’, World Health Assembly, 47, 1994 (WHA47/DIV/4);</w:t>
+        <w:t xml:space="preserve"> to the Executive Board and the World Health Assembly’, World Health Assembly, 47, 1994 </w:t>
+      </w:r>
+      <w:r>
+        <w:rPr>
+          <w:color w:val="000000"/>
+          <w:lang w:val="en-GB"/>
+        </w:rPr>
+        <w:lastRenderedPageBreak/>
+        <w:t>(WHA47/DIV/4);</w:t>
       </w:r>
       <w:r>
         <w:rPr>
@@ -5428,15 +5419,7 @@
           <w:color w:val="000000"/>
           <w:lang w:val="en-GB"/>
         </w:rPr>
-        <w:t xml:space="preserve"> to the Executive Board and the World Health </w:t>
-      </w:r>
-      <w:r>
-        <w:rPr>
-          <w:color w:val="000000"/>
-          <w:lang w:val="en-GB"/>
-        </w:rPr>
-        <w:lastRenderedPageBreak/>
-        <w:t>Assembly’, World Health Assembly, 49, 1996 (WHA49/DIV/4);</w:t>
+        <w:t xml:space="preserve"> to the Executive Board and the World Health Assembly’, World Health Assembly, 49, 1996 (WHA49/DIV/4);</w:t>
       </w:r>
       <w:r>
         <w:rPr>
@@ -6235,7 +6218,7 @@
         </w:rPr>
         <w:t xml:space="preserve">, 2016-2026’, available at </w:t>
       </w:r>
-      <w:hyperlink r:id="rId8" w:history="1">
+      <w:hyperlink r:id="rId7" w:history="1">
         <w:r>
           <w:rPr>
             <w:rStyle w:val="Hyperlink"/>
@@ -6273,7 +6256,7 @@
         </w:rPr>
         <w:t xml:space="preserve"> Director-General’, available at </w:t>
       </w:r>
-      <w:hyperlink r:id="rId9" w:history="1">
+      <w:hyperlink r:id="rId8" w:history="1">
         <w:r>
           <w:rPr>
             <w:rStyle w:val="Hyperlink"/>
@@ -6304,7 +6287,7 @@
         </w:rPr>
         <w:t xml:space="preserve">WHO, ‘Tuberculosis’, available at </w:t>
       </w:r>
-      <w:hyperlink r:id="rId10" w:history="1">
+      <w:hyperlink r:id="rId9" w:history="1">
         <w:r>
           <w:rPr>
             <w:rStyle w:val="Hyperlink"/>
@@ -6349,7 +6332,7 @@
         </w:rPr>
         <w:t xml:space="preserve"> Nakatani, ‘Hiroshi Nakajima’ at Munks Roll website, available at </w:t>
       </w:r>
-      <w:hyperlink r:id="rId11" w:history="1">
+      <w:hyperlink r:id="rId10" w:history="1">
         <w:r>
           <w:rPr>
             <w:rStyle w:val="Hyperlink"/>
@@ -6599,7 +6582,7 @@
         </w:rPr>
         <w:t xml:space="preserve">Eisenberg, </w:t>
       </w:r>
-      <w:hyperlink r:id="rId12" w:history="1">
+      <w:hyperlink r:id="rId11" w:history="1">
         <w:r>
           <w:rPr>
             <w:rStyle w:val="Hyperlink"/>
@@ -6636,9 +6619,9 @@
       </w:pPr>
     </w:p>
     <w:sectPr>
-      <w:headerReference w:type="even" r:id="rId13"/>
-      <w:headerReference w:type="default" r:id="rId14"/>
-      <w:footerReference w:type="default" r:id="rId15"/>
+      <w:headerReference w:type="even" r:id="rId12"/>
+      <w:headerReference w:type="default" r:id="rId13"/>
+      <w:footerReference w:type="default" r:id="rId14"/>
       <w:pgSz w:w="11900" w:h="16840"/>
       <w:pgMar w:top="1418" w:right="1418" w:bottom="1418" w:left="1418" w:header="709" w:footer="709" w:gutter="0"/>
       <w:cols w:space="708"/>
@@ -6649,7 +6632,7 @@
 </file>
 
 <file path=word/endnotes.xml><?xml version="1.0" encoding="utf-8"?>
-<w:endnotes xmlns:wpc="http://schemas.microsoft.com/office/word/2010/wordprocessingCanvas" xmlns:cx="http://schemas.microsoft.com/office/drawing/2014/chartex" xmlns:cx1="http://schemas.microsoft.com/office/drawing/2015/9/8/chartex" xmlns:cx2="http://schemas.microsoft.com/office/drawing/2015/10/21/chartex" xmlns:cx3="http://schemas.microsoft.com/office/drawing/2016/5/9/chartex" xmlns:cx4="http://schemas.microsoft.com/office/drawing/2016/5/10/chartex" xmlns:cx5="http://schemas.microsoft.com/office/drawing/2016/5/11/chartex" xmlns:cx6="http://schemas.microsoft.com/office/drawing/2016/5/12/chartex" xmlns:cx7="http://schemas.microsoft.com/office/drawing/2016/5/13/chartex" xmlns:cx8="http://schemas.microsoft.com/office/drawing/2016/5/14/chartex" xmlns:mc="http://schemas.openxmlformats.org/markup-compatibility/2006" xmlns:aink="http://schemas.microsoft.com/office/drawing/2016/ink" xmlns:am3d="http://schemas.microsoft.com/office/drawing/2017/model3d" xmlns:o="urn:schemas-microsoft-com:office:office" xmlns:oel="http://schemas.microsoft.com/office/2019/extlst" xmlns:r="http://schemas.openxmlformats.org/officeDocument/2006/relationships" xmlns:m="http://schemas.openxmlformats.org/officeDocument/2006/math" xmlns:v="urn:schemas-microsoft-com:vml" xmlns:wp14="http://schemas.microsoft.com/office/word/2010/wordprocessingDrawing" xmlns:wp="http://schemas.openxmlformats.org/drawingml/2006/wordprocessingDrawing" xmlns:w10="urn:schemas-microsoft-com:office:word" xmlns:w="http://schemas.openxmlformats.org/wordprocessingml/2006/main" xmlns:w14="http://schemas.microsoft.com/office/word/2010/wordml" xmlns:w15="http://schemas.microsoft.com/office/word/2012/wordml" xmlns:w16cex="http://schemas.microsoft.com/office/word/2018/wordml/cex" xmlns:w16cid="http://schemas.microsoft.com/office/word/2016/wordml/cid" xmlns:w16="http://schemas.microsoft.com/office/word/2018/wordml" xmlns:w16du="http://schemas.microsoft.com/office/word/2023/wordml/word16du" xmlns:w16sdtdh="http://schemas.microsoft.com/office/word/2020/wordml/sdtdatahash" xmlns:w16sdtfl="http://schemas.microsoft.com/office/word/2024/wordml/sdtformatlock" xmlns:w16se="http://schemas.microsoft.com/office/word/2015/wordml/symex" xmlns:wpg="http://schemas.microsoft.com/office/word/2010/wordprocessingGroup" xmlns:wpi="http://schemas.microsoft.com/office/word/2010/wordprocessingInk" xmlns:wne="http://schemas.microsoft.com/office/word/2006/wordml" xmlns:wps="http://schemas.microsoft.com/office/word/2010/wordprocessingShape" mc:Ignorable="w14 w15 w16se w16cid w16 w16cex w16sdtdh w16sdtfl w16du wp14">
+<w:endnotes xmlns:wpc="http://schemas.microsoft.com/office/word/2010/wordprocessingCanvas" xmlns:cx="http://schemas.microsoft.com/office/drawing/2014/chartex" xmlns:cx1="http://schemas.microsoft.com/office/drawing/2015/9/8/chartex" xmlns:cx2="http://schemas.microsoft.com/office/drawing/2015/10/21/chartex" xmlns:cx3="http://schemas.microsoft.com/office/drawing/2016/5/9/chartex" xmlns:cx4="http://schemas.microsoft.com/office/drawing/2016/5/10/chartex" xmlns:cx5="http://schemas.microsoft.com/office/drawing/2016/5/11/chartex" xmlns:cx6="http://schemas.microsoft.com/office/drawing/2016/5/12/chartex" xmlns:cx7="http://schemas.microsoft.com/office/drawing/2016/5/13/chartex" xmlns:cx8="http://schemas.microsoft.com/office/drawing/2016/5/14/chartex" xmlns:mc="http://schemas.openxmlformats.org/markup-compatibility/2006" xmlns:m="http://schemas.openxmlformats.org/officeDocument/2006/math" xmlns:aink="http://schemas.microsoft.com/office/drawing/2016/ink" xmlns:am3d="http://schemas.microsoft.com/office/drawing/2017/model3d" xmlns:oel="http://schemas.microsoft.com/office/2019/extlst" xmlns:r="http://schemas.openxmlformats.org/officeDocument/2006/relationships" xmlns:wp14="http://schemas.microsoft.com/office/word/2010/wordprocessingDrawing" xmlns:wp="http://schemas.openxmlformats.org/drawingml/2006/wordprocessingDrawing" xmlns:wpg="http://schemas.microsoft.com/office/word/2010/wordprocessingGroup" xmlns:wpi="http://schemas.microsoft.com/office/word/2010/wordprocessingInk" xmlns:wps="http://schemas.microsoft.com/office/word/2010/wordprocessingShape" xmlns:o="urn:schemas-microsoft-com:office:office" xmlns:v="urn:schemas-microsoft-com:vml" xmlns:w10="urn:schemas-microsoft-com:office:word" xmlns:w="http://schemas.openxmlformats.org/wordprocessingml/2006/main" xmlns:w14="http://schemas.microsoft.com/office/word/2010/wordml" xmlns:w15="http://schemas.microsoft.com/office/word/2012/wordml" xmlns:w16cei="http://schemas.microsoft.com/office/word/2026/wordml/cei" xmlns:w16cex="http://schemas.microsoft.com/office/word/2018/wordml/cex" xmlns:w16cid="http://schemas.microsoft.com/office/word/2016/wordml/cid" xmlns:w16="http://schemas.microsoft.com/office/word/2018/wordml" xmlns:w16sdtdh="http://schemas.microsoft.com/office/word/2020/wordml/sdtdatahash" xmlns:w16sdtfl="http://schemas.microsoft.com/office/word/2024/wordml/sdtformatlock" xmlns:w16se="http://schemas.microsoft.com/office/word/2015/wordml/symex" xmlns:w16du="http://schemas.microsoft.com/office/word/2023/wordml/word16du" xmlns:wne="http://schemas.microsoft.com/office/word/2006/wordml" mc:Ignorable="w14 w15 w16se w16cid w16 w16cex w16sdtdh w16sdtfl w16du wp14">
   <w:endnote w:type="separator" w:id="-1">
     <w:p>
       <w:r>
@@ -6668,7 +6651,7 @@
 </file>
 
 <file path=word/footer1.xml><?xml version="1.0" encoding="utf-8"?>
-<w:ftr xmlns:wpc="http://schemas.microsoft.com/office/word/2010/wordprocessingCanvas" xmlns:cx="http://schemas.microsoft.com/office/drawing/2014/chartex" xmlns:cx1="http://schemas.microsoft.com/office/drawing/2015/9/8/chartex" xmlns:cx2="http://schemas.microsoft.com/office/drawing/2015/10/21/chartex" xmlns:cx3="http://schemas.microsoft.com/office/drawing/2016/5/9/chartex" xmlns:cx4="http://schemas.microsoft.com/office/drawing/2016/5/10/chartex" xmlns:cx5="http://schemas.microsoft.com/office/drawing/2016/5/11/chartex" xmlns:cx6="http://schemas.microsoft.com/office/drawing/2016/5/12/chartex" xmlns:cx7="http://schemas.microsoft.com/office/drawing/2016/5/13/chartex" xmlns:cx8="http://schemas.microsoft.com/office/drawing/2016/5/14/chartex" xmlns:mc="http://schemas.openxmlformats.org/markup-compatibility/2006" xmlns:aink="http://schemas.microsoft.com/office/drawing/2016/ink" xmlns:am3d="http://schemas.microsoft.com/office/drawing/2017/model3d" xmlns:o="urn:schemas-microsoft-com:office:office" xmlns:oel="http://schemas.microsoft.com/office/2019/extlst" xmlns:r="http://schemas.openxmlformats.org/officeDocument/2006/relationships" xmlns:m="http://schemas.openxmlformats.org/officeDocument/2006/math" xmlns:v="urn:schemas-microsoft-com:vml" xmlns:wp14="http://schemas.microsoft.com/office/word/2010/wordprocessingDrawing" xmlns:wp="http://schemas.openxmlformats.org/drawingml/2006/wordprocessingDrawing" xmlns:w10="urn:schemas-microsoft-com:office:word" xmlns:w="http://schemas.openxmlformats.org/wordprocessingml/2006/main" xmlns:w14="http://schemas.microsoft.com/office/word/2010/wordml" xmlns:w15="http://schemas.microsoft.com/office/word/2012/wordml" xmlns:w16cex="http://schemas.microsoft.com/office/word/2018/wordml/cex" xmlns:w16cid="http://schemas.microsoft.com/office/word/2016/wordml/cid" xmlns:w16="http://schemas.microsoft.com/office/word/2018/wordml" xmlns:w16du="http://schemas.microsoft.com/office/word/2023/wordml/word16du" xmlns:w16sdtdh="http://schemas.microsoft.com/office/word/2020/wordml/sdtdatahash" xmlns:w16sdtfl="http://schemas.microsoft.com/office/word/2024/wordml/sdtformatlock" xmlns:w16se="http://schemas.microsoft.com/office/word/2015/wordml/symex" xmlns:wpg="http://schemas.microsoft.com/office/word/2010/wordprocessingGroup" xmlns:wpi="http://schemas.microsoft.com/office/word/2010/wordprocessingInk" xmlns:wne="http://schemas.microsoft.com/office/word/2006/wordml" xmlns:wps="http://schemas.microsoft.com/office/word/2010/wordprocessingShape" mc:Ignorable="w14 w15 w16se w16cid w16 w16cex w16sdtdh w16sdtfl w16du wp14">
+<w:ftr xmlns:wpc="http://schemas.microsoft.com/office/word/2010/wordprocessingCanvas" xmlns:cx="http://schemas.microsoft.com/office/drawing/2014/chartex" xmlns:cx1="http://schemas.microsoft.com/office/drawing/2015/9/8/chartex" xmlns:cx2="http://schemas.microsoft.com/office/drawing/2015/10/21/chartex" xmlns:cx3="http://schemas.microsoft.com/office/drawing/2016/5/9/chartex" xmlns:cx4="http://schemas.microsoft.com/office/drawing/2016/5/10/chartex" xmlns:cx5="http://schemas.microsoft.com/office/drawing/2016/5/11/chartex" xmlns:cx6="http://schemas.microsoft.com/office/drawing/2016/5/12/chartex" xmlns:cx7="http://schemas.microsoft.com/office/drawing/2016/5/13/chartex" xmlns:cx8="http://schemas.microsoft.com/office/drawing/2016/5/14/chartex" xmlns:mc="http://schemas.openxmlformats.org/markup-compatibility/2006" xmlns:m="http://schemas.openxmlformats.org/officeDocument/2006/math" xmlns:aink="http://schemas.microsoft.com/office/drawing/2016/ink" xmlns:am3d="http://schemas.microsoft.com/office/drawing/2017/model3d" xmlns:oel="http://schemas.microsoft.com/office/2019/extlst" xmlns:r="http://schemas.openxmlformats.org/officeDocument/2006/relationships" xmlns:wp14="http://schemas.microsoft.com/office/word/2010/wordprocessingDrawing" xmlns:wp="http://schemas.openxmlformats.org/drawingml/2006/wordprocessingDrawing" xmlns:wpg="http://schemas.microsoft.com/office/word/2010/wordprocessingGroup" xmlns:wpi="http://schemas.microsoft.com/office/word/2010/wordprocessingInk" xmlns:wps="http://schemas.microsoft.com/office/word/2010/wordprocessingShape" xmlns:o="urn:schemas-microsoft-com:office:office" xmlns:v="urn:schemas-microsoft-com:vml" xmlns:w10="urn:schemas-microsoft-com:office:word" xmlns:w="http://schemas.openxmlformats.org/wordprocessingml/2006/main" xmlns:w14="http://schemas.microsoft.com/office/word/2010/wordml" xmlns:w15="http://schemas.microsoft.com/office/word/2012/wordml" xmlns:w16cei="http://schemas.microsoft.com/office/word/2026/wordml/cei" xmlns:w16cex="http://schemas.microsoft.com/office/word/2018/wordml/cex" xmlns:w16cid="http://schemas.microsoft.com/office/word/2016/wordml/cid" xmlns:w16="http://schemas.microsoft.com/office/word/2018/wordml" xmlns:w16sdtdh="http://schemas.microsoft.com/office/word/2020/wordml/sdtdatahash" xmlns:w16sdtfl="http://schemas.microsoft.com/office/word/2024/wordml/sdtformatlock" xmlns:w16se="http://schemas.microsoft.com/office/word/2015/wordml/symex" xmlns:w16du="http://schemas.microsoft.com/office/word/2023/wordml/word16du" xmlns:wne="http://schemas.microsoft.com/office/word/2006/wordml" mc:Ignorable="w14 w15 w16se w16cid w16 w16cex w16sdtdh w16sdtfl w16du wp14">
   <w:p>
     <w:pPr>
       <w:pStyle w:val="Voettekst"/>
@@ -6703,7 +6686,7 @@
 </file>
 
 <file path=word/footnotes.xml><?xml version="1.0" encoding="utf-8"?>
-<w:footnotes xmlns:wpc="http://schemas.microsoft.com/office/word/2010/wordprocessingCanvas" xmlns:cx="http://schemas.microsoft.com/office/drawing/2014/chartex" xmlns:cx1="http://schemas.microsoft.com/office/drawing/2015/9/8/chartex" xmlns:cx2="http://schemas.microsoft.com/office/drawing/2015/10/21/chartex" xmlns:cx3="http://schemas.microsoft.com/office/drawing/2016/5/9/chartex" xmlns:cx4="http://schemas.microsoft.com/office/drawing/2016/5/10/chartex" xmlns:cx5="http://schemas.microsoft.com/office/drawing/2016/5/11/chartex" xmlns:cx6="http://schemas.microsoft.com/office/drawing/2016/5/12/chartex" xmlns:cx7="http://schemas.microsoft.com/office/drawing/2016/5/13/chartex" xmlns:cx8="http://schemas.microsoft.com/office/drawing/2016/5/14/chartex" xmlns:mc="http://schemas.openxmlformats.org/markup-compatibility/2006" xmlns:aink="http://schemas.microsoft.com/office/drawing/2016/ink" xmlns:am3d="http://schemas.microsoft.com/office/drawing/2017/model3d" xmlns:o="urn:schemas-microsoft-com:office:office" xmlns:oel="http://schemas.microsoft.com/office/2019/extlst" xmlns:r="http://schemas.openxmlformats.org/officeDocument/2006/relationships" xmlns:m="http://schemas.openxmlformats.org/officeDocument/2006/math" xmlns:v="urn:schemas-microsoft-com:vml" xmlns:wp14="http://schemas.microsoft.com/office/word/2010/wordprocessingDrawing" xmlns:wp="http://schemas.openxmlformats.org/drawingml/2006/wordprocessingDrawing" xmlns:w10="urn:schemas-microsoft-com:office:word" xmlns:w="http://schemas.openxmlformats.org/wordprocessingml/2006/main" xmlns:w14="http://schemas.microsoft.com/office/word/2010/wordml" xmlns:w15="http://schemas.microsoft.com/office/word/2012/wordml" xmlns:w16cex="http://schemas.microsoft.com/office/word/2018/wordml/cex" xmlns:w16cid="http://schemas.microsoft.com/office/word/2016/wordml/cid" xmlns:w16="http://schemas.microsoft.com/office/word/2018/wordml" xmlns:w16du="http://schemas.microsoft.com/office/word/2023/wordml/word16du" xmlns:w16sdtdh="http://schemas.microsoft.com/office/word/2020/wordml/sdtdatahash" xmlns:w16sdtfl="http://schemas.microsoft.com/office/word/2024/wordml/sdtformatlock" xmlns:w16se="http://schemas.microsoft.com/office/word/2015/wordml/symex" xmlns:wpg="http://schemas.microsoft.com/office/word/2010/wordprocessingGroup" xmlns:wpi="http://schemas.microsoft.com/office/word/2010/wordprocessingInk" xmlns:wne="http://schemas.microsoft.com/office/word/2006/wordml" xmlns:wps="http://schemas.microsoft.com/office/word/2010/wordprocessingShape" mc:Ignorable="w14 w15 w16se w16cid w16 w16cex w16sdtdh w16sdtfl w16du wp14">
+<w:footnotes xmlns:wpc="http://schemas.microsoft.com/office/word/2010/wordprocessingCanvas" xmlns:cx="http://schemas.microsoft.com/office/drawing/2014/chartex" xmlns:cx1="http://schemas.microsoft.com/office/drawing/2015/9/8/chartex" xmlns:cx2="http://schemas.microsoft.com/office/drawing/2015/10/21/chartex" xmlns:cx3="http://schemas.microsoft.com/office/drawing/2016/5/9/chartex" xmlns:cx4="http://schemas.microsoft.com/office/drawing/2016/5/10/chartex" xmlns:cx5="http://schemas.microsoft.com/office/drawing/2016/5/11/chartex" xmlns:cx6="http://schemas.microsoft.com/office/drawing/2016/5/12/chartex" xmlns:cx7="http://schemas.microsoft.com/office/drawing/2016/5/13/chartex" xmlns:cx8="http://schemas.microsoft.com/office/drawing/2016/5/14/chartex" xmlns:mc="http://schemas.openxmlformats.org/markup-compatibility/2006" xmlns:m="http://schemas.openxmlformats.org/officeDocument/2006/math" xmlns:aink="http://schemas.microsoft.com/office/drawing/2016/ink" xmlns:am3d="http://schemas.microsoft.com/office/drawing/2017/model3d" xmlns:oel="http://schemas.microsoft.com/office/2019/extlst" xmlns:r="http://schemas.openxmlformats.org/officeDocument/2006/relationships" xmlns:wp14="http://schemas.microsoft.com/office/word/2010/wordprocessingDrawing" xmlns:wp="http://schemas.openxmlformats.org/drawingml/2006/wordprocessingDrawing" xmlns:wpg="http://schemas.microsoft.com/office/word/2010/wordprocessingGroup" xmlns:wpi="http://schemas.microsoft.com/office/word/2010/wordprocessingInk" xmlns:wps="http://schemas.microsoft.com/office/word/2010/wordprocessingShape" xmlns:o="urn:schemas-microsoft-com:office:office" xmlns:v="urn:schemas-microsoft-com:vml" xmlns:w10="urn:schemas-microsoft-com:office:word" xmlns:w="http://schemas.openxmlformats.org/wordprocessingml/2006/main" xmlns:w14="http://schemas.microsoft.com/office/word/2010/wordml" xmlns:w15="http://schemas.microsoft.com/office/word/2012/wordml" xmlns:w16cei="http://schemas.microsoft.com/office/word/2026/wordml/cei" xmlns:w16cex="http://schemas.microsoft.com/office/word/2018/wordml/cex" xmlns:w16cid="http://schemas.microsoft.com/office/word/2016/wordml/cid" xmlns:w16="http://schemas.microsoft.com/office/word/2018/wordml" xmlns:w16sdtdh="http://schemas.microsoft.com/office/word/2020/wordml/sdtdatahash" xmlns:w16sdtfl="http://schemas.microsoft.com/office/word/2024/wordml/sdtformatlock" xmlns:w16se="http://schemas.microsoft.com/office/word/2015/wordml/symex" xmlns:w16du="http://schemas.microsoft.com/office/word/2023/wordml/word16du" xmlns:wne="http://schemas.microsoft.com/office/word/2006/wordml" mc:Ignorable="w14 w15 w16se w16cid w16 w16cex w16sdtdh w16sdtfl w16du wp14">
   <w:footnote w:type="separator" w:id="-1">
     <w:p>
       <w:r>
@@ -6722,7 +6705,7 @@
 </file>
 
 <file path=word/header1.xml><?xml version="1.0" encoding="utf-8"?>
-<w:hdr xmlns:wpc="http://schemas.microsoft.com/office/word/2010/wordprocessingCanvas" xmlns:cx="http://schemas.microsoft.com/office/drawing/2014/chartex" xmlns:cx1="http://schemas.microsoft.com/office/drawing/2015/9/8/chartex" xmlns:cx2="http://schemas.microsoft.com/office/drawing/2015/10/21/chartex" xmlns:cx3="http://schemas.microsoft.com/office/drawing/2016/5/9/chartex" xmlns:cx4="http://schemas.microsoft.com/office/drawing/2016/5/10/chartex" xmlns:cx5="http://schemas.microsoft.com/office/drawing/2016/5/11/chartex" xmlns:cx6="http://schemas.microsoft.com/office/drawing/2016/5/12/chartex" xmlns:cx7="http://schemas.microsoft.com/office/drawing/2016/5/13/chartex" xmlns:cx8="http://schemas.microsoft.com/office/drawing/2016/5/14/chartex" xmlns:mc="http://schemas.openxmlformats.org/markup-compatibility/2006" xmlns:aink="http://schemas.microsoft.com/office/drawing/2016/ink" xmlns:am3d="http://schemas.microsoft.com/office/drawing/2017/model3d" xmlns:o="urn:schemas-microsoft-com:office:office" xmlns:oel="http://schemas.microsoft.com/office/2019/extlst" xmlns:r="http://schemas.openxmlformats.org/officeDocument/2006/relationships" xmlns:m="http://schemas.openxmlformats.org/officeDocument/2006/math" xmlns:v="urn:schemas-microsoft-com:vml" xmlns:wp14="http://schemas.microsoft.com/office/word/2010/wordprocessingDrawing" xmlns:wp="http://schemas.openxmlformats.org/drawingml/2006/wordprocessingDrawing" xmlns:w10="urn:schemas-microsoft-com:office:word" xmlns:w="http://schemas.openxmlformats.org/wordprocessingml/2006/main" xmlns:w14="http://schemas.microsoft.com/office/word/2010/wordml" xmlns:w15="http://schemas.microsoft.com/office/word/2012/wordml" xmlns:w16cex="http://schemas.microsoft.com/office/word/2018/wordml/cex" xmlns:w16cid="http://schemas.microsoft.com/office/word/2016/wordml/cid" xmlns:w16="http://schemas.microsoft.com/office/word/2018/wordml" xmlns:w16du="http://schemas.microsoft.com/office/word/2023/wordml/word16du" xmlns:w16sdtdh="http://schemas.microsoft.com/office/word/2020/wordml/sdtdatahash" xmlns:w16sdtfl="http://schemas.microsoft.com/office/word/2024/wordml/sdtformatlock" xmlns:w16se="http://schemas.microsoft.com/office/word/2015/wordml/symex" xmlns:wpg="http://schemas.microsoft.com/office/word/2010/wordprocessingGroup" xmlns:wpi="http://schemas.microsoft.com/office/word/2010/wordprocessingInk" xmlns:wne="http://schemas.microsoft.com/office/word/2006/wordml" xmlns:wps="http://schemas.microsoft.com/office/word/2010/wordprocessingShape" mc:Ignorable="w14 w15 w16se w16cid w16 w16cex w16sdtdh w16sdtfl w16du wp14">
+<w:hdr xmlns:wpc="http://schemas.microsoft.com/office/word/2010/wordprocessingCanvas" xmlns:cx="http://schemas.microsoft.com/office/drawing/2014/chartex" xmlns:cx1="http://schemas.microsoft.com/office/drawing/2015/9/8/chartex" xmlns:cx2="http://schemas.microsoft.com/office/drawing/2015/10/21/chartex" xmlns:cx3="http://schemas.microsoft.com/office/drawing/2016/5/9/chartex" xmlns:cx4="http://schemas.microsoft.com/office/drawing/2016/5/10/chartex" xmlns:cx5="http://schemas.microsoft.com/office/drawing/2016/5/11/chartex" xmlns:cx6="http://schemas.microsoft.com/office/drawing/2016/5/12/chartex" xmlns:cx7="http://schemas.microsoft.com/office/drawing/2016/5/13/chartex" xmlns:cx8="http://schemas.microsoft.com/office/drawing/2016/5/14/chartex" xmlns:mc="http://schemas.openxmlformats.org/markup-compatibility/2006" xmlns:m="http://schemas.openxmlformats.org/officeDocument/2006/math" xmlns:aink="http://schemas.microsoft.com/office/drawing/2016/ink" xmlns:am3d="http://schemas.microsoft.com/office/drawing/2017/model3d" xmlns:oel="http://schemas.microsoft.com/office/2019/extlst" xmlns:r="http://schemas.openxmlformats.org/officeDocument/2006/relationships" xmlns:wp14="http://schemas.microsoft.com/office/word/2010/wordprocessingDrawing" xmlns:wp="http://schemas.openxmlformats.org/drawingml/2006/wordprocessingDrawing" xmlns:wpg="http://schemas.microsoft.com/office/word/2010/wordprocessingGroup" xmlns:wpi="http://schemas.microsoft.com/office/word/2010/wordprocessingInk" xmlns:wps="http://schemas.microsoft.com/office/word/2010/wordprocessingShape" xmlns:o="urn:schemas-microsoft-com:office:office" xmlns:v="urn:schemas-microsoft-com:vml" xmlns:w10="urn:schemas-microsoft-com:office:word" xmlns:w="http://schemas.openxmlformats.org/wordprocessingml/2006/main" xmlns:w14="http://schemas.microsoft.com/office/word/2010/wordml" xmlns:w15="http://schemas.microsoft.com/office/word/2012/wordml" xmlns:w16cei="http://schemas.microsoft.com/office/word/2026/wordml/cei" xmlns:w16cex="http://schemas.microsoft.com/office/word/2018/wordml/cex" xmlns:w16cid="http://schemas.microsoft.com/office/word/2016/wordml/cid" xmlns:w16="http://schemas.microsoft.com/office/word/2018/wordml" xmlns:w16sdtdh="http://schemas.microsoft.com/office/word/2020/wordml/sdtdatahash" xmlns:w16sdtfl="http://schemas.microsoft.com/office/word/2024/wordml/sdtformatlock" xmlns:w16se="http://schemas.microsoft.com/office/word/2015/wordml/symex" xmlns:w16du="http://schemas.microsoft.com/office/word/2023/wordml/word16du" xmlns:wne="http://schemas.microsoft.com/office/word/2006/wordml" mc:Ignorable="w14 w15 w16se w16cid w16 w16cex w16sdtdh w16sdtfl w16du wp14">
   <w:sdt>
     <w:sdtPr>
       <w:rPr>
@@ -6773,7 +6756,7 @@
 </file>
 
 <file path=word/header2.xml><?xml version="1.0" encoding="utf-8"?>
-<w:hdr xmlns:wpc="http://schemas.microsoft.com/office/word/2010/wordprocessingCanvas" xmlns:cx="http://schemas.microsoft.com/office/drawing/2014/chartex" xmlns:cx1="http://schemas.microsoft.com/office/drawing/2015/9/8/chartex" xmlns:cx2="http://schemas.microsoft.com/office/drawing/2015/10/21/chartex" xmlns:cx3="http://schemas.microsoft.com/office/drawing/2016/5/9/chartex" xmlns:cx4="http://schemas.microsoft.com/office/drawing/2016/5/10/chartex" xmlns:cx5="http://schemas.microsoft.com/office/drawing/2016/5/11/chartex" xmlns:cx6="http://schemas.microsoft.com/office/drawing/2016/5/12/chartex" xmlns:cx7="http://schemas.microsoft.com/office/drawing/2016/5/13/chartex" xmlns:cx8="http://schemas.microsoft.com/office/drawing/2016/5/14/chartex" xmlns:mc="http://schemas.openxmlformats.org/markup-compatibility/2006" xmlns:aink="http://schemas.microsoft.com/office/drawing/2016/ink" xmlns:am3d="http://schemas.microsoft.com/office/drawing/2017/model3d" xmlns:o="urn:schemas-microsoft-com:office:office" xmlns:oel="http://schemas.microsoft.com/office/2019/extlst" xmlns:r="http://schemas.openxmlformats.org/officeDocument/2006/relationships" xmlns:m="http://schemas.openxmlformats.org/officeDocument/2006/math" xmlns:v="urn:schemas-microsoft-com:vml" xmlns:wp14="http://schemas.microsoft.com/office/word/2010/wordprocessingDrawing" xmlns:wp="http://schemas.openxmlformats.org/drawingml/2006/wordprocessingDrawing" xmlns:w10="urn:schemas-microsoft-com:office:word" xmlns:w="http://schemas.openxmlformats.org/wordprocessingml/2006/main" xmlns:w14="http://schemas.microsoft.com/office/word/2010/wordml" xmlns:w15="http://schemas.microsoft.com/office/word/2012/wordml" xmlns:w16cex="http://schemas.microsoft.com/office/word/2018/wordml/cex" xmlns:w16cid="http://schemas.microsoft.com/office/word/2016/wordml/cid" xmlns:w16="http://schemas.microsoft.com/office/word/2018/wordml" xmlns:w16du="http://schemas.microsoft.com/office/word/2023/wordml/word16du" xmlns:w16sdtdh="http://schemas.microsoft.com/office/word/2020/wordml/sdtdatahash" xmlns:w16sdtfl="http://schemas.microsoft.com/office/word/2024/wordml/sdtformatlock" xmlns:w16se="http://schemas.microsoft.com/office/word/2015/wordml/symex" xmlns:wpg="http://schemas.microsoft.com/office/word/2010/wordprocessingGroup" xmlns:wpi="http://schemas.microsoft.com/office/word/2010/wordprocessingInk" xmlns:wne="http://schemas.microsoft.com/office/word/2006/wordml" xmlns:wps="http://schemas.microsoft.com/office/word/2010/wordprocessingShape" mc:Ignorable="w14 w15 w16se w16cid w16 w16cex w16sdtdh w16sdtfl w16du wp14">
+<w:hdr xmlns:wpc="http://schemas.microsoft.com/office/word/2010/wordprocessingCanvas" xmlns:cx="http://schemas.microsoft.com/office/drawing/2014/chartex" xmlns:cx1="http://schemas.microsoft.com/office/drawing/2015/9/8/chartex" xmlns:cx2="http://schemas.microsoft.com/office/drawing/2015/10/21/chartex" xmlns:cx3="http://schemas.microsoft.com/office/drawing/2016/5/9/chartex" xmlns:cx4="http://schemas.microsoft.com/office/drawing/2016/5/10/chartex" xmlns:cx5="http://schemas.microsoft.com/office/drawing/2016/5/11/chartex" xmlns:cx6="http://schemas.microsoft.com/office/drawing/2016/5/12/chartex" xmlns:cx7="http://schemas.microsoft.com/office/drawing/2016/5/13/chartex" xmlns:cx8="http://schemas.microsoft.com/office/drawing/2016/5/14/chartex" xmlns:mc="http://schemas.openxmlformats.org/markup-compatibility/2006" xmlns:m="http://schemas.openxmlformats.org/officeDocument/2006/math" xmlns:aink="http://schemas.microsoft.com/office/drawing/2016/ink" xmlns:am3d="http://schemas.microsoft.com/office/drawing/2017/model3d" xmlns:oel="http://schemas.microsoft.com/office/2019/extlst" xmlns:r="http://schemas.openxmlformats.org/officeDocument/2006/relationships" xmlns:wp14="http://schemas.microsoft.com/office/word/2010/wordprocessingDrawing" xmlns:wp="http://schemas.openxmlformats.org/drawingml/2006/wordprocessingDrawing" xmlns:wpg="http://schemas.microsoft.com/office/word/2010/wordprocessingGroup" xmlns:wpi="http://schemas.microsoft.com/office/word/2010/wordprocessingInk" xmlns:wps="http://schemas.microsoft.com/office/word/2010/wordprocessingShape" xmlns:o="urn:schemas-microsoft-com:office:office" xmlns:v="urn:schemas-microsoft-com:vml" xmlns:w10="urn:schemas-microsoft-com:office:word" xmlns:w="http://schemas.openxmlformats.org/wordprocessingml/2006/main" xmlns:w14="http://schemas.microsoft.com/office/word/2010/wordml" xmlns:w15="http://schemas.microsoft.com/office/word/2012/wordml" xmlns:w16cei="http://schemas.microsoft.com/office/word/2026/wordml/cei" xmlns:w16cex="http://schemas.microsoft.com/office/word/2018/wordml/cex" xmlns:w16cid="http://schemas.microsoft.com/office/word/2016/wordml/cid" xmlns:w16="http://schemas.microsoft.com/office/word/2018/wordml" xmlns:w16sdtdh="http://schemas.microsoft.com/office/word/2020/wordml/sdtdatahash" xmlns:w16sdtfl="http://schemas.microsoft.com/office/word/2024/wordml/sdtformatlock" xmlns:w16se="http://schemas.microsoft.com/office/word/2015/wordml/symex" xmlns:w16du="http://schemas.microsoft.com/office/word/2023/wordml/word16du" xmlns:wne="http://schemas.microsoft.com/office/word/2006/wordml" mc:Ignorable="w14 w15 w16se w16cid w16 w16cex w16sdtdh w16sdtfl w16du wp14">
   <w:sdt>
     <w:sdtPr>
       <w:rPr>
@@ -6837,7 +6820,7 @@
 </file>
 
 <file path=word/styles.xml><?xml version="1.0" encoding="utf-8"?>
-<w:styles xmlns:mc="http://schemas.openxmlformats.org/markup-compatibility/2006" xmlns:r="http://schemas.openxmlformats.org/officeDocument/2006/relationships" xmlns:w="http://schemas.openxmlformats.org/wordprocessingml/2006/main" xmlns:w14="http://schemas.microsoft.com/office/word/2010/wordml" xmlns:w15="http://schemas.microsoft.com/office/word/2012/wordml" xmlns:w16cex="http://schemas.microsoft.com/office/word/2018/wordml/cex" xmlns:w16cid="http://schemas.microsoft.com/office/word/2016/wordml/cid" xmlns:w16="http://schemas.microsoft.com/office/word/2018/wordml" xmlns:w16du="http://schemas.microsoft.com/office/word/2023/wordml/word16du" xmlns:w16sdtdh="http://schemas.microsoft.com/office/word/2020/wordml/sdtdatahash" xmlns:w16sdtfl="http://schemas.microsoft.com/office/word/2024/wordml/sdtformatlock" xmlns:w16se="http://schemas.microsoft.com/office/word/2015/wordml/symex" mc:Ignorable="w14 w15 w16se w16cid w16 w16cex w16sdtdh w16sdtfl w16du">
+<w:styles xmlns:mc="http://schemas.openxmlformats.org/markup-compatibility/2006" xmlns:r="http://schemas.openxmlformats.org/officeDocument/2006/relationships" xmlns:w="http://schemas.openxmlformats.org/wordprocessingml/2006/main" xmlns:w14="http://schemas.microsoft.com/office/word/2010/wordml" xmlns:w15="http://schemas.microsoft.com/office/word/2012/wordml" xmlns:w16cex="http://schemas.microsoft.com/office/word/2018/wordml/cex" xmlns:w16cid="http://schemas.microsoft.com/office/word/2016/wordml/cid" xmlns:w16="http://schemas.microsoft.com/office/word/2018/wordml" xmlns:w16sdtdh="http://schemas.microsoft.com/office/word/2020/wordml/sdtdatahash" xmlns:w16sdtfl="http://schemas.microsoft.com/office/word/2024/wordml/sdtformatlock" xmlns:w16se="http://schemas.microsoft.com/office/word/2015/wordml/symex" xmlns:w16du="http://schemas.microsoft.com/office/word/2023/wordml/word16du" mc:Ignorable="w14 w15 w16se w16cid w16 w16cex w16sdtdh w16sdtfl w16du">
   <w:docDefaults>
     <w:rPrDefault>
       <w:rPr>
